--- a/plans/2026-04-13-供应商分层分级体系/供应商分层分级管理办法.docx
+++ b/plans/2026-04-13-供应商分层分级体系/供应商分层分级管理办法.docx
@@ -3534,7 +3534,7 @@
         <w:pStyle w:val="Heading1"/>
       </w:pPr>
       <w:r>
-        <w:t>第四章 分级管理策略</w:t>
+        <w:t>第四章 日常管理（月度介入机制）</w:t>
       </w:r>
     </w:p>
     <w:p>
@@ -3542,7 +3542,403 @@
         <w:pStyle w:val="Heading2"/>
       </w:pPr>
       <w:r>
-        <w:t>4.1 A级供应商管理策略</w:t>
+        <w:t>4.1 设计原则</w:t>
+      </w:r>
+    </w:p>
+    <w:p>
+      <w:r>
+        <w:rPr>
+          <w:rFonts w:ascii="SimSun" w:hAnsi="SimSun" w:eastAsia="SimSun"/>
+          <w:b w:val="0"/>
+          <w:sz w:val="24"/>
+        </w:rPr>
+        <w:t>季度打分是"期末考试"，日常管理不能等期末才动。月度赛马排名作为日常管理的触发信号，按严重程度分层介入，做到早发现、早介入、早改善。</w:t>
+      </w:r>
+    </w:p>
+    <w:p>
+      <w:pPr>
+        <w:pStyle w:val="Heading2"/>
+      </w:pPr>
+      <w:r>
+        <w:t>4.2 月度介入分层</w:t>
+      </w:r>
+    </w:p>
+    <w:p>
+      <w:pPr>
+        <w:pStyle w:val="Heading2"/>
+      </w:pPr>
+      <w:r>
+        <w:t>4.3 黄色预警动作明细</w:t>
+      </w:r>
+    </w:p>
+    <w:p>
+      <w:r>
+        <w:rPr>
+          <w:rFonts w:ascii="SimSun" w:hAnsi="SimSun" w:eastAsia="SimSun"/>
+          <w:b/>
+          <w:sz w:val="24"/>
+        </w:rPr>
+        <w:t>触发：月度赛马排名落入后30%（当月仅1次）</w:t>
+      </w:r>
+    </w:p>
+    <w:p>
+      <w:r>
+        <w:rPr>
+          <w:rFonts w:ascii="SimSun" w:hAnsi="SimSun" w:eastAsia="SimSun"/>
+          <w:b/>
+          <w:sz w:val="24"/>
+        </w:rPr>
+        <w:t>动作清单：</w:t>
+      </w:r>
+    </w:p>
+    <w:p>
+      <w:pPr>
+        <w:ind w:left="425"/>
+      </w:pPr>
+      <w:r>
+        <w:rPr>
+          <w:rFonts w:ascii="SimSun" w:hAnsi="SimSun" w:eastAsia="SimSun"/>
+          <w:sz w:val="24"/>
+        </w:rPr>
+        <w:t>1. 数据诊断（T+1）：拉取该供应商当月核心指标（目标达成率、转化率、人力稳定性），标注与上月的环比变化</w:t>
+      </w:r>
+    </w:p>
+    <w:p>
+      <w:pPr>
+        <w:ind w:left="425"/>
+      </w:pPr>
+      <w:r>
+        <w:rPr>
+          <w:rFonts w:ascii="SimSun" w:hAnsi="SimSun" w:eastAsia="SimSun"/>
+          <w:sz w:val="24"/>
+        </w:rPr>
+        <w:t>2. 预警通知（T+2）：微信/邮件发送简要数据报告，包含：排名、核心指标、环比变化、预警说明</w:t>
+      </w:r>
+    </w:p>
+    <w:p>
+      <w:pPr>
+        <w:ind w:left="425"/>
+      </w:pPr>
+      <w:r>
+        <w:rPr>
+          <w:rFonts w:ascii="SimSun" w:hAnsi="SimSun" w:eastAsia="SimSun"/>
+          <w:sz w:val="24"/>
+        </w:rPr>
+        <w:t>3. 口头沟通（T+3）：电话或微信沟通，了解原因（客观因素还是主观因素），记录关键信息</w:t>
+      </w:r>
+    </w:p>
+    <w:p>
+      <w:pPr>
+        <w:ind w:left="425"/>
+      </w:pPr>
+      <w:r>
+        <w:rPr>
+          <w:rFonts w:ascii="SimSun" w:hAnsi="SimSun" w:eastAsia="SimSun"/>
+          <w:sz w:val="24"/>
+        </w:rPr>
+        <w:t>4. 跟踪关注：次月重点跟踪该供应商数据变化</w:t>
+      </w:r>
+    </w:p>
+    <w:p>
+      <w:r>
+        <w:rPr>
+          <w:rFonts w:ascii="SimSun" w:hAnsi="SimSun" w:eastAsia="SimSun"/>
+          <w:b/>
+          <w:sz w:val="24"/>
+        </w:rPr>
+        <w:t>注意事项：</w:t>
+      </w:r>
+    </w:p>
+    <w:p>
+      <w:pPr>
+        <w:ind w:left="425"/>
+      </w:pPr>
+      <w:r>
+        <w:rPr>
+          <w:rFonts w:ascii="SimSun" w:hAnsi="SimSun" w:eastAsia="SimSun"/>
+          <w:sz w:val="24"/>
+        </w:rPr>
+        <w:t>黄色预警是提醒而非处罚，语气以"关注+支持"为主</w:t>
+      </w:r>
+    </w:p>
+    <w:p>
+      <w:pPr>
+        <w:ind w:left="425"/>
+      </w:pPr>
+      <w:r>
+        <w:rPr>
+          <w:rFonts w:ascii="SimSun" w:hAnsi="SimSun" w:eastAsia="SimSun"/>
+          <w:sz w:val="24"/>
+        </w:rPr>
+        <w:t>不影响当月分量和正常合作</w:t>
+      </w:r>
+    </w:p>
+    <w:p>
+      <w:pPr>
+        <w:ind w:left="425"/>
+      </w:pPr>
+      <w:r>
+        <w:rPr>
+          <w:rFonts w:ascii="SimSun" w:hAnsi="SimSun" w:eastAsia="SimSun"/>
+          <w:sz w:val="24"/>
+        </w:rPr>
+        <w:t>了解原因时区分：项目调整/系统问题（客观）vs 管理懈怠/人员流失（主观）</w:t>
+      </w:r>
+    </w:p>
+    <w:p>
+      <w:pPr>
+        <w:pStyle w:val="Heading2"/>
+      </w:pPr>
+      <w:r>
+        <w:t>4.4 橙色预警动作明细</w:t>
+      </w:r>
+    </w:p>
+    <w:p>
+      <w:r>
+        <w:rPr>
+          <w:rFonts w:ascii="SimSun" w:hAnsi="SimSun" w:eastAsia="SimSun"/>
+          <w:b/>
+          <w:sz w:val="24"/>
+        </w:rPr>
+        <w:t>触发：连续2个月赛马排名落入后30%</w:t>
+      </w:r>
+    </w:p>
+    <w:p>
+      <w:r>
+        <w:rPr>
+          <w:rFonts w:ascii="SimSun" w:hAnsi="SimSun" w:eastAsia="SimSun"/>
+          <w:b/>
+          <w:sz w:val="24"/>
+        </w:rPr>
+        <w:t>动作清单：</w:t>
+      </w:r>
+    </w:p>
+    <w:p>
+      <w:r>
+        <w:rPr>
+          <w:rFonts w:ascii="SimSun" w:hAnsi="SimSun" w:eastAsia="SimSun"/>
+          <w:b/>
+          <w:sz w:val="24"/>
+        </w:rPr>
+        <w:t>1. 正式约谈（确认后3个工作日内）：</w:t>
+      </w:r>
+    </w:p>
+    <w:p>
+      <w:pPr>
+        <w:ind w:left="425"/>
+      </w:pPr>
+      <w:r>
+        <w:rPr>
+          <w:rFonts w:ascii="SimSun" w:hAnsi="SimSun" w:eastAsia="SimSun"/>
+          <w:sz w:val="24"/>
+        </w:rPr>
+        <w:t>参与人：供应商管理岗 + 供应商项目经理（必要时驻场经理）</w:t>
+      </w:r>
+    </w:p>
+    <w:p>
+      <w:pPr>
+        <w:ind w:left="425"/>
+      </w:pPr>
+      <w:r>
+        <w:rPr>
+          <w:rFonts w:ascii="SimSun" w:hAnsi="SimSun" w:eastAsia="SimSun"/>
+          <w:sz w:val="24"/>
+        </w:rPr>
+        <w:t>议程：数据呈现（10分钟）→ 原因分析（15分钟）→ 改善方案讨论（15分钟）→ 达成共识（5分钟）</w:t>
+      </w:r>
+    </w:p>
+    <w:p>
+      <w:pPr>
+        <w:ind w:left="425"/>
+      </w:pPr>
+      <w:r>
+        <w:rPr>
+          <w:rFonts w:ascii="SimSun" w:hAnsi="SimSun" w:eastAsia="SimSun"/>
+          <w:sz w:val="24"/>
+        </w:rPr>
+        <w:t>约谈纪要由我方整理，双方确认签字</w:t>
+      </w:r>
+    </w:p>
+    <w:p>
+      <w:r>
+        <w:rPr>
+          <w:rFonts w:ascii="SimSun" w:hAnsi="SimSun" w:eastAsia="SimSun"/>
+          <w:b/>
+          <w:sz w:val="24"/>
+        </w:rPr>
+        <w:t>2. 改善计划审核（约谈后5个工作日）：</w:t>
+      </w:r>
+    </w:p>
+    <w:p>
+      <w:pPr>
+        <w:ind w:left="425"/>
+      </w:pPr>
+      <w:r>
+        <w:rPr>
+          <w:rFonts w:ascii="SimSun" w:hAnsi="SimSun" w:eastAsia="SimSun"/>
+          <w:sz w:val="24"/>
+        </w:rPr>
+        <w:t>供应商提交书面改善计划（含具体措施、责任人、完成时间）</w:t>
+      </w:r>
+    </w:p>
+    <w:p>
+      <w:pPr>
+        <w:ind w:left="425"/>
+      </w:pPr>
+      <w:r>
+        <w:rPr>
+          <w:rFonts w:ascii="SimSun" w:hAnsi="SimSun" w:eastAsia="SimSun"/>
+          <w:sz w:val="24"/>
+        </w:rPr>
+        <w:t>我方审核可行性，不通过的退回修改（限1次）</w:t>
+      </w:r>
+    </w:p>
+    <w:p>
+      <w:pPr>
+        <w:ind w:left="425"/>
+      </w:pPr>
+      <w:r>
+        <w:rPr>
+          <w:rFonts w:ascii="SimSun" w:hAnsi="SimSun" w:eastAsia="SimSun"/>
+          <w:sz w:val="24"/>
+        </w:rPr>
+        <w:t>审核意见书面反馈</w:t>
+      </w:r>
+    </w:p>
+    <w:p>
+      <w:r>
+        <w:rPr>
+          <w:rFonts w:ascii="SimSun" w:hAnsi="SimSun" w:eastAsia="SimSun"/>
+          <w:b/>
+          <w:sz w:val="24"/>
+        </w:rPr>
+        <w:t>3. 双周跟踪：</w:t>
+      </w:r>
+    </w:p>
+    <w:p>
+      <w:pPr>
+        <w:ind w:left="425"/>
+      </w:pPr>
+      <w:r>
+        <w:rPr>
+          <w:rFonts w:ascii="SimSun" w:hAnsi="SimSun" w:eastAsia="SimSun"/>
+          <w:sz w:val="24"/>
+        </w:rPr>
+        <w:t>每2周检查一次改善进度</w:t>
+      </w:r>
+    </w:p>
+    <w:p>
+      <w:pPr>
+        <w:ind w:left="425"/>
+      </w:pPr>
+      <w:r>
+        <w:rPr>
+          <w:rFonts w:ascii="SimSun" w:hAnsi="SimSun" w:eastAsia="SimSun"/>
+          <w:sz w:val="24"/>
+        </w:rPr>
+        <w:t>跟踪记录形成书面纪要</w:t>
+      </w:r>
+    </w:p>
+    <w:p>
+      <w:r>
+        <w:rPr>
+          <w:rFonts w:ascii="SimSun" w:hAnsi="SimSun" w:eastAsia="SimSun"/>
+          <w:b/>
+          <w:sz w:val="24"/>
+        </w:rPr>
+        <w:t>4. 暂停新项目准入：橙色预警期间，该供应商不得参与新项目竞标</w:t>
+      </w:r>
+    </w:p>
+    <w:p>
+      <w:r>
+        <w:rPr>
+          <w:rFonts w:ascii="SimSun" w:hAnsi="SimSun" w:eastAsia="SimSun"/>
+          <w:b/>
+          <w:sz w:val="24"/>
+        </w:rPr>
+        <w:t>注意事项：</w:t>
+      </w:r>
+    </w:p>
+    <w:p>
+      <w:pPr>
+        <w:ind w:left="425"/>
+      </w:pPr>
+      <w:r>
+        <w:rPr>
+          <w:rFonts w:ascii="SimSun" w:hAnsi="SimSun" w:eastAsia="SimSun"/>
+          <w:sz w:val="24"/>
+        </w:rPr>
+        <w:t>橙色预警是正式管理动作，需留痕（约谈纪要、改善计划、跟踪记录）</w:t>
+      </w:r>
+    </w:p>
+    <w:p>
+      <w:pPr>
+        <w:ind w:left="425"/>
+      </w:pPr>
+      <w:r>
+        <w:rPr>
+          <w:rFonts w:ascii="SimSun" w:hAnsi="SimSun" w:eastAsia="SimSun"/>
+          <w:sz w:val="24"/>
+        </w:rPr>
+        <w:t>约谈重点是帮供应商找到问题根因，而非追责</w:t>
+      </w:r>
+    </w:p>
+    <w:p>
+      <w:pPr>
+        <w:ind w:left="425"/>
+      </w:pPr>
+      <w:r>
+        <w:rPr>
+          <w:rFonts w:ascii="SimSun" w:hAnsi="SimSun" w:eastAsia="SimSun"/>
+          <w:sz w:val="24"/>
+        </w:rPr>
+        <w:t>如第3个月排名脱离后30%，橙色预警自动解除</w:t>
+      </w:r>
+    </w:p>
+    <w:p>
+      <w:pPr>
+        <w:ind w:left="425"/>
+      </w:pPr>
+      <w:r>
+        <w:rPr>
+          <w:rFonts w:ascii="SimSun" w:hAnsi="SimSun" w:eastAsia="SimSun"/>
+          <w:sz w:val="24"/>
+        </w:rPr>
+        <w:t>橙色预警解除后，改善计划中确认的措施应继续执行</w:t>
+      </w:r>
+    </w:p>
+    <w:p>
+      <w:pPr>
+        <w:pStyle w:val="Heading2"/>
+      </w:pPr>
+      <w:r>
+        <w:t>4.5 与季度分级的衔接</w:t>
+      </w:r>
+    </w:p>
+    <w:p>
+      <w:r>
+        <w:rPr>
+          <w:rFonts w:ascii="SimSun" w:hAnsi="SimSun" w:eastAsia="SimSun"/>
+          <w:b w:val="0"/>
+          <w:sz w:val="24"/>
+        </w:rPr>
+        <w:t>月度预警是季度分级的前置缓冲机制。通过月度分层介入，大部分供应商在橙色预警阶段就能改善，避免直接进入PIP。</w:t>
+      </w:r>
+    </w:p>
+    <w:p>
+      <w:pPr>
+        <w:pStyle w:val="Heading1"/>
+      </w:pPr>
+      <w:r>
+        <w:t>第五章 分级管理策略</w:t>
+      </w:r>
+    </w:p>
+    <w:p>
+      <w:pPr>
+        <w:pStyle w:val="Heading2"/>
+      </w:pPr>
+      <w:r>
+        <w:t>5.1 A级供应商管理策略</w:t>
       </w:r>
     </w:p>
     <w:p>
@@ -3978,7 +4374,7 @@
         <w:pStyle w:val="Heading2"/>
       </w:pPr>
       <w:r>
-        <w:t>4.2 B级供应商管理策略</w:t>
+        <w:t>5.2 B级供应商管理策略</w:t>
       </w:r>
     </w:p>
     <w:p>
@@ -4386,7 +4782,7 @@
         <w:pStyle w:val="Heading2"/>
       </w:pPr>
       <w:r>
-        <w:t>4.3 C级供应商管理策略</w:t>
+        <w:t>5.3 C级供应商管理策略</w:t>
       </w:r>
     </w:p>
     <w:p>
@@ -4843,12 +5239,676 @@
         <w:br w:type="page"/>
       </w:r>
     </w:p>
+    <w:tbl>
+      <w:tblPr>
+        <w:tblStyle w:val="TableGrid"/>
+        <w:tblW w:type="auto" w:w="0"/>
+        <w:tblLook w:firstColumn="1" w:firstRow="1" w:lastColumn="0" w:lastRow="0" w:noHBand="0" w:noVBand="1" w:val="04A0"/>
+      </w:tblPr>
+      <w:tblGrid>
+        <w:gridCol w:w="1660"/>
+        <w:gridCol w:w="1660"/>
+        <w:gridCol w:w="1660"/>
+        <w:gridCol w:w="1660"/>
+        <w:gridCol w:w="1660"/>
+      </w:tblGrid>
+      <w:tr>
+        <w:tc>
+          <w:tcPr>
+            <w:tcW w:type="dxa" w:w="1660"/>
+          </w:tcPr>
+          <w:p>
+            <w:r/>
+            <w:r>
+              <w:rPr>
+                <w:rFonts w:ascii="SimHei" w:hAnsi="SimHei" w:eastAsia="SimHei"/>
+                <w:b/>
+                <w:sz w:val="18"/>
+              </w:rPr>
+              <w:t>触发条件</w:t>
+            </w:r>
+          </w:p>
+        </w:tc>
+        <w:tc>
+          <w:tcPr>
+            <w:tcW w:type="dxa" w:w="1660"/>
+          </w:tcPr>
+          <w:p>
+            <w:r/>
+            <w:r>
+              <w:rPr>
+                <w:rFonts w:ascii="SimHei" w:hAnsi="SimHei" w:eastAsia="SimHei"/>
+                <w:b/>
+                <w:sz w:val="18"/>
+              </w:rPr>
+              <w:t>预警级别</w:t>
+            </w:r>
+          </w:p>
+        </w:tc>
+        <w:tc>
+          <w:tcPr>
+            <w:tcW w:type="dxa" w:w="1660"/>
+          </w:tcPr>
+          <w:p>
+            <w:r/>
+            <w:r>
+              <w:rPr>
+                <w:rFonts w:ascii="SimHei" w:hAnsi="SimHei" w:eastAsia="SimHei"/>
+                <w:b/>
+                <w:sz w:val="18"/>
+              </w:rPr>
+              <w:t>管理动作</w:t>
+            </w:r>
+          </w:p>
+        </w:tc>
+        <w:tc>
+          <w:tcPr>
+            <w:tcW w:type="dxa" w:w="1660"/>
+          </w:tcPr>
+          <w:p>
+            <w:r/>
+            <w:r>
+              <w:rPr>
+                <w:rFonts w:ascii="SimHei" w:hAnsi="SimHei" w:eastAsia="SimHei"/>
+                <w:b/>
+                <w:sz w:val="18"/>
+              </w:rPr>
+              <w:t>交付物</w:t>
+            </w:r>
+          </w:p>
+        </w:tc>
+        <w:tc>
+          <w:tcPr>
+            <w:tcW w:type="dxa" w:w="1660"/>
+          </w:tcPr>
+          <w:p>
+            <w:r/>
+            <w:r>
+              <w:rPr>
+                <w:rFonts w:ascii="SimHei" w:hAnsi="SimHei" w:eastAsia="SimHei"/>
+                <w:b/>
+                <w:sz w:val="18"/>
+              </w:rPr>
+              <w:t>责任人</w:t>
+            </w:r>
+          </w:p>
+        </w:tc>
+      </w:tr>
+      <w:tr>
+        <w:tc>
+          <w:tcPr>
+            <w:tcW w:type="dxa" w:w="1660"/>
+          </w:tcPr>
+          <w:p>
+            <w:r/>
+            <w:r>
+              <w:rPr>
+                <w:rFonts w:ascii="SimSun" w:hAnsi="SimSun" w:eastAsia="SimSun"/>
+                <w:sz w:val="18"/>
+              </w:rPr>
+              <w:t>单月落入后30%</w:t>
+            </w:r>
+          </w:p>
+        </w:tc>
+        <w:tc>
+          <w:tcPr>
+            <w:tcW w:type="dxa" w:w="1660"/>
+          </w:tcPr>
+          <w:p>
+            <w:r/>
+            <w:r>
+              <w:rPr>
+                <w:rFonts w:ascii="SimSun" w:hAnsi="SimSun" w:eastAsia="SimSun"/>
+                <w:sz w:val="18"/>
+              </w:rPr>
+              <w:t>黄色预警</w:t>
+            </w:r>
+          </w:p>
+        </w:tc>
+        <w:tc>
+          <w:tcPr>
+            <w:tcW w:type="dxa" w:w="1660"/>
+          </w:tcPr>
+          <w:p>
+            <w:r/>
+            <w:r>
+              <w:rPr>
+                <w:rFonts w:ascii="SimSun" w:hAnsi="SimSun" w:eastAsia="SimSun"/>
+                <w:sz w:val="18"/>
+              </w:rPr>
+              <w:t>① 发数据诊断报告（标注排名变化、核心指标下滑项）</w:t>
+              <w:br/>
+              <w:t>② 电话/微信沟通，了解原因</w:t>
+              <w:br/>
+              <w:t>③ 口头提醒改善方向</w:t>
+            </w:r>
+          </w:p>
+        </w:tc>
+        <w:tc>
+          <w:tcPr>
+            <w:tcW w:type="dxa" w:w="1660"/>
+          </w:tcPr>
+          <w:p>
+            <w:r/>
+            <w:r>
+              <w:rPr>
+                <w:rFonts w:ascii="SimSun" w:hAnsi="SimSun" w:eastAsia="SimSun"/>
+                <w:sz w:val="18"/>
+              </w:rPr>
+              <w:t>预警通知（微信/邮件）</w:t>
+            </w:r>
+          </w:p>
+        </w:tc>
+        <w:tc>
+          <w:tcPr>
+            <w:tcW w:type="dxa" w:w="1660"/>
+          </w:tcPr>
+          <w:p>
+            <w:r/>
+            <w:r>
+              <w:rPr>
+                <w:rFonts w:ascii="SimSun" w:hAnsi="SimSun" w:eastAsia="SimSun"/>
+                <w:sz w:val="18"/>
+              </w:rPr>
+              <w:t>供应商管理岗</w:t>
+            </w:r>
+          </w:p>
+        </w:tc>
+      </w:tr>
+      <w:tr>
+        <w:tc>
+          <w:tcPr>
+            <w:tcW w:type="dxa" w:w="1660"/>
+          </w:tcPr>
+          <w:p>
+            <w:r/>
+            <w:r>
+              <w:rPr>
+                <w:rFonts w:ascii="SimSun" w:hAnsi="SimSun" w:eastAsia="SimSun"/>
+                <w:sz w:val="18"/>
+              </w:rPr>
+              <w:t>连续2月后30%</w:t>
+            </w:r>
+          </w:p>
+        </w:tc>
+        <w:tc>
+          <w:tcPr>
+            <w:tcW w:type="dxa" w:w="1660"/>
+          </w:tcPr>
+          <w:p>
+            <w:r/>
+            <w:r>
+              <w:rPr>
+                <w:rFonts w:ascii="SimSun" w:hAnsi="SimSun" w:eastAsia="SimSun"/>
+                <w:sz w:val="18"/>
+              </w:rPr>
+              <w:t>橙色预警</w:t>
+            </w:r>
+          </w:p>
+        </w:tc>
+        <w:tc>
+          <w:tcPr>
+            <w:tcW w:type="dxa" w:w="1660"/>
+          </w:tcPr>
+          <w:p>
+            <w:r/>
+            <w:r>
+              <w:rPr>
+                <w:rFonts w:ascii="SimSun" w:hAnsi="SimSun" w:eastAsia="SimSun"/>
+                <w:sz w:val="18"/>
+              </w:rPr>
+              <w:t>① 正式约谈（线上/线下，30分钟）</w:t>
+              <w:br/>
+              <w:t>② 要求5个工作日内提交书面改善计划</w:t>
+              <w:br/>
+              <w:t>③ 双周跟踪改善进度</w:t>
+              <w:br/>
+              <w:t>④ 暂停新项目准入</w:t>
+            </w:r>
+          </w:p>
+        </w:tc>
+        <w:tc>
+          <w:tcPr>
+            <w:tcW w:type="dxa" w:w="1660"/>
+          </w:tcPr>
+          <w:p>
+            <w:r/>
+            <w:r>
+              <w:rPr>
+                <w:rFonts w:ascii="SimSun" w:hAnsi="SimSun" w:eastAsia="SimSun"/>
+                <w:sz w:val="18"/>
+              </w:rPr>
+              <w:t>约谈纪要 + 改善计划审核意见</w:t>
+            </w:r>
+          </w:p>
+        </w:tc>
+        <w:tc>
+          <w:tcPr>
+            <w:tcW w:type="dxa" w:w="1660"/>
+          </w:tcPr>
+          <w:p>
+            <w:r/>
+            <w:r>
+              <w:rPr>
+                <w:rFonts w:ascii="SimSun" w:hAnsi="SimSun" w:eastAsia="SimSun"/>
+                <w:sz w:val="18"/>
+              </w:rPr>
+              <w:t>供应商管理岗</w:t>
+            </w:r>
+          </w:p>
+        </w:tc>
+      </w:tr>
+      <w:tr>
+        <w:tc>
+          <w:tcPr>
+            <w:tcW w:type="dxa" w:w="1660"/>
+          </w:tcPr>
+          <w:p>
+            <w:r/>
+            <w:r>
+              <w:rPr>
+                <w:rFonts w:ascii="SimSun" w:hAnsi="SimSun" w:eastAsia="SimSun"/>
+                <w:sz w:val="18"/>
+              </w:rPr>
+              <w:t>连续3月后30%（=季度C级）</w:t>
+            </w:r>
+          </w:p>
+        </w:tc>
+        <w:tc>
+          <w:tcPr>
+            <w:tcW w:type="dxa" w:w="1660"/>
+          </w:tcPr>
+          <w:p>
+            <w:r/>
+            <w:r>
+              <w:rPr>
+                <w:rFonts w:ascii="SimSun" w:hAnsi="SimSun" w:eastAsia="SimSun"/>
+                <w:sz w:val="18"/>
+              </w:rPr>
+              <w:t>红色PIP</w:t>
+            </w:r>
+          </w:p>
+        </w:tc>
+        <w:tc>
+          <w:tcPr>
+            <w:tcW w:type="dxa" w:w="1660"/>
+          </w:tcPr>
+          <w:p>
+            <w:r/>
+            <w:r>
+              <w:rPr>
+                <w:rFonts w:ascii="SimSun" w:hAnsi="SimSun" w:eastAsia="SimSun"/>
+                <w:sz w:val="18"/>
+              </w:rPr>
+              <w:t>按第五章PIP流程执行</w:t>
+            </w:r>
+          </w:p>
+        </w:tc>
+        <w:tc>
+          <w:tcPr>
+            <w:tcW w:type="dxa" w:w="1660"/>
+          </w:tcPr>
+          <w:p>
+            <w:r/>
+            <w:r>
+              <w:rPr>
+                <w:rFonts w:ascii="SimSun" w:hAnsi="SimSun" w:eastAsia="SimSun"/>
+                <w:sz w:val="18"/>
+              </w:rPr>
+              <w:t>PIP全套文档</w:t>
+            </w:r>
+          </w:p>
+        </w:tc>
+        <w:tc>
+          <w:tcPr>
+            <w:tcW w:type="dxa" w:w="1660"/>
+          </w:tcPr>
+          <w:p>
+            <w:r/>
+            <w:r>
+              <w:rPr>
+                <w:rFonts w:ascii="SimSun" w:hAnsi="SimSun" w:eastAsia="SimSun"/>
+                <w:sz w:val="18"/>
+              </w:rPr>
+              <w:t>供应商管理岗 + 业务督导</w:t>
+            </w:r>
+          </w:p>
+        </w:tc>
+      </w:tr>
+      <w:tr>
+        <w:tc>
+          <w:tcPr>
+            <w:tcW w:type="dxa" w:w="1660"/>
+          </w:tcPr>
+          <w:p>
+            <w:r/>
+            <w:r>
+              <w:rPr>
+                <w:rFonts w:ascii="SimSun" w:hAnsi="SimSun" w:eastAsia="SimSun"/>
+                <w:sz w:val="18"/>
+              </w:rPr>
+              <w:t>连续4月后30%（PIP不通过）</w:t>
+            </w:r>
+          </w:p>
+        </w:tc>
+        <w:tc>
+          <w:tcPr>
+            <w:tcW w:type="dxa" w:w="1660"/>
+          </w:tcPr>
+          <w:p>
+            <w:r/>
+            <w:r>
+              <w:rPr>
+                <w:rFonts w:ascii="SimSun" w:hAnsi="SimSun" w:eastAsia="SimSun"/>
+                <w:sz w:val="18"/>
+              </w:rPr>
+              <w:t>退出</w:t>
+            </w:r>
+          </w:p>
+        </w:tc>
+        <w:tc>
+          <w:tcPr>
+            <w:tcW w:type="dxa" w:w="1660"/>
+          </w:tcPr>
+          <w:p>
+            <w:r/>
+            <w:r>
+              <w:rPr>
+                <w:rFonts w:ascii="SimSun" w:hAnsi="SimSun" w:eastAsia="SimSun"/>
+                <w:sz w:val="18"/>
+              </w:rPr>
+              <w:t>启动退出流程</w:t>
+            </w:r>
+          </w:p>
+        </w:tc>
+        <w:tc>
+          <w:tcPr>
+            <w:tcW w:type="dxa" w:w="1660"/>
+          </w:tcPr>
+          <w:p>
+            <w:r/>
+            <w:r>
+              <w:rPr>
+                <w:rFonts w:ascii="SimSun" w:hAnsi="SimSun" w:eastAsia="SimSun"/>
+                <w:sz w:val="18"/>
+              </w:rPr>
+              <w:t>退出通知书</w:t>
+            </w:r>
+          </w:p>
+        </w:tc>
+        <w:tc>
+          <w:tcPr>
+            <w:tcW w:type="dxa" w:w="1660"/>
+          </w:tcPr>
+          <w:p>
+            <w:r/>
+            <w:r>
+              <w:rPr>
+                <w:rFonts w:ascii="SimSun" w:hAnsi="SimSun" w:eastAsia="SimSun"/>
+                <w:sz w:val="18"/>
+              </w:rPr>
+              <w:t>服务组负责人审批</w:t>
+            </w:r>
+          </w:p>
+        </w:tc>
+      </w:tr>
+    </w:tbl>
+    <w:tbl>
+      <w:tblPr>
+        <w:tblStyle w:val="TableGrid"/>
+        <w:tblW w:type="auto" w:w="0"/>
+        <w:tblLook w:firstColumn="1" w:firstRow="1" w:lastColumn="0" w:lastRow="0" w:noHBand="0" w:noVBand="1" w:val="04A0"/>
+      </w:tblPr>
+      <w:tblGrid>
+        <w:gridCol w:w="2767"/>
+        <w:gridCol w:w="2767"/>
+        <w:gridCol w:w="2767"/>
+      </w:tblGrid>
+      <w:tr>
+        <w:tc>
+          <w:tcPr>
+            <w:tcW w:type="dxa" w:w="2767"/>
+          </w:tcPr>
+          <w:p>
+            <w:r/>
+            <w:r>
+              <w:rPr>
+                <w:rFonts w:ascii="SimHei" w:hAnsi="SimHei" w:eastAsia="SimHei"/>
+                <w:b/>
+                <w:sz w:val="18"/>
+              </w:rPr>
+              <w:t>时间节点</w:t>
+            </w:r>
+          </w:p>
+        </w:tc>
+        <w:tc>
+          <w:tcPr>
+            <w:tcW w:type="dxa" w:w="2767"/>
+          </w:tcPr>
+          <w:p>
+            <w:r/>
+            <w:r>
+              <w:rPr>
+                <w:rFonts w:ascii="SimHei" w:hAnsi="SimHei" w:eastAsia="SimHei"/>
+                <w:b/>
+                <w:sz w:val="18"/>
+              </w:rPr>
+              <w:t>月度动作</w:t>
+            </w:r>
+          </w:p>
+        </w:tc>
+        <w:tc>
+          <w:tcPr>
+            <w:tcW w:type="dxa" w:w="2767"/>
+          </w:tcPr>
+          <w:p>
+            <w:r/>
+            <w:r>
+              <w:rPr>
+                <w:rFonts w:ascii="SimHei" w:hAnsi="SimHei" w:eastAsia="SimHei"/>
+                <w:b/>
+                <w:sz w:val="18"/>
+              </w:rPr>
+              <w:t>季度动作</w:t>
+            </w:r>
+          </w:p>
+        </w:tc>
+      </w:tr>
+      <w:tr>
+        <w:tc>
+          <w:tcPr>
+            <w:tcW w:type="dxa" w:w="2767"/>
+          </w:tcPr>
+          <w:p>
+            <w:r/>
+            <w:r>
+              <w:rPr>
+                <w:rFonts w:ascii="SimSun" w:hAnsi="SimSun" w:eastAsia="SimSun"/>
+                <w:sz w:val="18"/>
+              </w:rPr>
+              <w:t>第1个月</w:t>
+            </w:r>
+          </w:p>
+        </w:tc>
+        <w:tc>
+          <w:tcPr>
+            <w:tcW w:type="dxa" w:w="2767"/>
+          </w:tcPr>
+          <w:p>
+            <w:r/>
+            <w:r>
+              <w:rPr>
+                <w:rFonts w:ascii="SimSun" w:hAnsi="SimSun" w:eastAsia="SimSun"/>
+                <w:sz w:val="18"/>
+              </w:rPr>
+              <w:t>黄色预警</w:t>
+            </w:r>
+          </w:p>
+        </w:tc>
+        <w:tc>
+          <w:tcPr>
+            <w:tcW w:type="dxa" w:w="2767"/>
+          </w:tcPr>
+          <w:p>
+            <w:r/>
+            <w:r>
+              <w:rPr>
+                <w:rFonts w:ascii="SimSun" w:hAnsi="SimSun" w:eastAsia="SimSun"/>
+                <w:sz w:val="18"/>
+              </w:rPr>
+              <w:t>—</w:t>
+            </w:r>
+          </w:p>
+        </w:tc>
+      </w:tr>
+      <w:tr>
+        <w:tc>
+          <w:tcPr>
+            <w:tcW w:type="dxa" w:w="2767"/>
+          </w:tcPr>
+          <w:p>
+            <w:r/>
+            <w:r>
+              <w:rPr>
+                <w:rFonts w:ascii="SimSun" w:hAnsi="SimSun" w:eastAsia="SimSun"/>
+                <w:sz w:val="18"/>
+              </w:rPr>
+              <w:t>第2个月</w:t>
+            </w:r>
+          </w:p>
+        </w:tc>
+        <w:tc>
+          <w:tcPr>
+            <w:tcW w:type="dxa" w:w="2767"/>
+          </w:tcPr>
+          <w:p>
+            <w:r/>
+            <w:r>
+              <w:rPr>
+                <w:rFonts w:ascii="SimSun" w:hAnsi="SimSun" w:eastAsia="SimSun"/>
+                <w:sz w:val="18"/>
+              </w:rPr>
+              <w:t>橙色预警</w:t>
+            </w:r>
+          </w:p>
+        </w:tc>
+        <w:tc>
+          <w:tcPr>
+            <w:tcW w:type="dxa" w:w="2767"/>
+          </w:tcPr>
+          <w:p>
+            <w:r/>
+            <w:r>
+              <w:rPr>
+                <w:rFonts w:ascii="SimSun" w:hAnsi="SimSun" w:eastAsia="SimSun"/>
+                <w:sz w:val="18"/>
+              </w:rPr>
+              <w:t>—</w:t>
+            </w:r>
+          </w:p>
+        </w:tc>
+      </w:tr>
+      <w:tr>
+        <w:tc>
+          <w:tcPr>
+            <w:tcW w:type="dxa" w:w="2767"/>
+          </w:tcPr>
+          <w:p>
+            <w:r/>
+            <w:r>
+              <w:rPr>
+                <w:rFonts w:ascii="SimSun" w:hAnsi="SimSun" w:eastAsia="SimSun"/>
+                <w:sz w:val="18"/>
+              </w:rPr>
+              <w:t>第3个月</w:t>
+            </w:r>
+          </w:p>
+        </w:tc>
+        <w:tc>
+          <w:tcPr>
+            <w:tcW w:type="dxa" w:w="2767"/>
+          </w:tcPr>
+          <w:p>
+            <w:r/>
+            <w:r>
+              <w:rPr>
+                <w:rFonts w:ascii="SimSun" w:hAnsi="SimSun" w:eastAsia="SimSun"/>
+                <w:sz w:val="18"/>
+              </w:rPr>
+              <w:t>红色PIP</w:t>
+            </w:r>
+          </w:p>
+        </w:tc>
+        <w:tc>
+          <w:tcPr>
+            <w:tcW w:type="dxa" w:w="2767"/>
+          </w:tcPr>
+          <w:p>
+            <w:r/>
+            <w:r>
+              <w:rPr>
+                <w:rFonts w:ascii="SimSun" w:hAnsi="SimSun" w:eastAsia="SimSun"/>
+                <w:sz w:val="18"/>
+              </w:rPr>
+              <w:t>季度评分 → ABC分级</w:t>
+            </w:r>
+          </w:p>
+        </w:tc>
+      </w:tr>
+      <w:tr>
+        <w:tc>
+          <w:tcPr>
+            <w:tcW w:type="dxa" w:w="2767"/>
+          </w:tcPr>
+          <w:p>
+            <w:r/>
+            <w:r>
+              <w:rPr>
+                <w:rFonts w:ascii="SimSun" w:hAnsi="SimSun" w:eastAsia="SimSun"/>
+                <w:sz w:val="18"/>
+              </w:rPr>
+              <w:t>第4个月</w:t>
+            </w:r>
+          </w:p>
+        </w:tc>
+        <w:tc>
+          <w:tcPr>
+            <w:tcW w:type="dxa" w:w="2767"/>
+          </w:tcPr>
+          <w:p>
+            <w:r/>
+            <w:r>
+              <w:rPr>
+                <w:rFonts w:ascii="SimSun" w:hAnsi="SimSun" w:eastAsia="SimSun"/>
+                <w:sz w:val="18"/>
+              </w:rPr>
+              <w:t>退出评估</w:t>
+            </w:r>
+          </w:p>
+        </w:tc>
+        <w:tc>
+          <w:tcPr>
+            <w:tcW w:type="dxa" w:w="2767"/>
+          </w:tcPr>
+          <w:p>
+            <w:r/>
+            <w:r>
+              <w:rPr>
+                <w:rFonts w:ascii="SimSun" w:hAnsi="SimSun" w:eastAsia="SimSun"/>
+                <w:sz w:val="18"/>
+              </w:rPr>
+              <w:t>—</w:t>
+            </w:r>
+          </w:p>
+        </w:tc>
+      </w:tr>
+    </w:tbl>
     <w:p>
       <w:pPr>
         <w:pStyle w:val="Heading1"/>
       </w:pPr>
       <w:r>
-        <w:t>第五章 PIP（绩效改进计划）</w:t>
+        <w:t>第六章 PIP（绩效改进计划）</w:t>
       </w:r>
     </w:p>
     <w:p>
@@ -4856,7 +5916,7 @@
         <w:pStyle w:val="Heading2"/>
       </w:pPr>
       <w:r>
-        <w:t>5.1 触发条件</w:t>
+        <w:t>6.1 触发条件</w:t>
       </w:r>
     </w:p>
     <w:p>
@@ -4878,7 +5938,7 @@
         <w:pStyle w:val="Heading2"/>
       </w:pPr>
       <w:r>
-        <w:t>5.2 PIP流程（30个自然日）</w:t>
+        <w:t>6.2 PIP流程（30个自然日）</w:t>
       </w:r>
     </w:p>
     <w:tbl>
@@ -5278,7 +6338,7 @@
         <w:pStyle w:val="Heading2"/>
       </w:pPr>
       <w:r>
-        <w:t>5.3 改进目标</w:t>
+        <w:t>6.3 改进目标</w:t>
       </w:r>
     </w:p>
     <w:p>
@@ -5330,7 +6390,7 @@
         <w:pStyle w:val="Heading2"/>
       </w:pPr>
       <w:r>
-        <w:t>5.4 验收标准</w:t>
+        <w:t>6.4 验收标准</w:t>
       </w:r>
     </w:p>
     <w:tbl>
@@ -5608,7 +6668,7 @@
         <w:pStyle w:val="Heading2"/>
       </w:pPr>
       <w:r>
-        <w:t>5.5 PIP结果执行</w:t>
+        <w:t>6.5 PIP结果执行</w:t>
       </w:r>
     </w:p>
     <w:p>
@@ -5738,7 +6798,7 @@
         <w:pStyle w:val="Heading1"/>
       </w:pPr>
       <w:r>
-        <w:t>第六章 特殊场景处理</w:t>
+        <w:t>第七章 特殊场景处理</w:t>
       </w:r>
     </w:p>
     <w:p>
@@ -5746,7 +6806,7 @@
         <w:pStyle w:val="Heading2"/>
       </w:pPr>
       <w:r>
-        <w:t>6.1 新准入供应商</w:t>
+        <w:t>7.1 新准入供应商</w:t>
       </w:r>
     </w:p>
     <w:p>
@@ -5838,7 +6898,7 @@
         <w:pStyle w:val="Heading2"/>
       </w:pPr>
       <w:r>
-        <w:t>6.2 连续两个季度C级</w:t>
+        <w:t>7.2 连续两个季度C级</w:t>
       </w:r>
     </w:p>
     <w:p>
@@ -5929,7 +6989,7 @@
         <w:pStyle w:val="Heading2"/>
       </w:pPr>
       <w:r>
-        <w:t>6.3 A级骤降至C级</w:t>
+        <w:t>7.3 A级骤降至C级</w:t>
       </w:r>
     </w:p>
     <w:p>
@@ -6068,7 +7128,7 @@
         <w:pStyle w:val="Heading1"/>
       </w:pPr>
       <w:r>
-        <w:t>第七章 与现有机制的衔接</w:t>
+        <w:t>第八章 与现有机制的衔接</w:t>
       </w:r>
     </w:p>
     <w:p>
@@ -6076,7 +7136,7 @@
         <w:pStyle w:val="Heading2"/>
       </w:pPr>
       <w:r>
-        <w:t>7.1 与赛马排名的对接</w:t>
+        <w:t>8.1 与赛马排名的对接</w:t>
       </w:r>
     </w:p>
     <w:tbl>
@@ -6283,7 +7343,7 @@
         <w:pStyle w:val="Heading2"/>
       </w:pPr>
       <w:r>
-        <w:t>7.2 与集中度管控的对接</w:t>
+        <w:t>8.2 与集中度管控的对接</w:t>
       </w:r>
     </w:p>
     <w:tbl>
@@ -6490,7 +7550,7 @@
         <w:pStyle w:val="Heading2"/>
       </w:pPr>
       <w:r>
-        <w:t>7.3 与清退流程的对接</w:t>
+        <w:t>8.3 与清退流程的对接</w:t>
       </w:r>
     </w:p>
     <w:tbl>
@@ -6824,7 +7884,7 @@
         <w:pStyle w:val="Heading1"/>
       </w:pPr>
       <w:r>
-        <w:t>第八章 附则</w:t>
+        <w:t>第九章 附则</w:t>
       </w:r>
     </w:p>
     <w:p>
@@ -6832,7 +7892,7 @@
         <w:pStyle w:val="Heading2"/>
       </w:pPr>
       <w:r>
-        <w:t>8.1 数据管理</w:t>
+        <w:t>9.1 数据管理</w:t>
       </w:r>
     </w:p>
     <w:p>
@@ -6884,7 +7944,7 @@
         <w:pStyle w:val="Heading2"/>
       </w:pPr>
       <w:r>
-        <w:t>8.2 制度修订</w:t>
+        <w:t>9.2 制度修订</w:t>
       </w:r>
     </w:p>
     <w:p>
@@ -6923,7 +7983,7 @@
         <w:pStyle w:val="Heading2"/>
       </w:pPr>
       <w:r>
-        <w:t>8.3 生效时间</w:t>
+        <w:t>9.3 生效时间</w:t>
       </w:r>
     </w:p>
     <w:p>
